--- a/OrderonTailoringCostCalculation/Resources/Raw/MaterialsTemplate.docx
+++ b/OrderonTailoringCostCalculation/Resources/Raw/MaterialsTemplate.docx
@@ -139,12 +139,12 @@
         <w:tblLook w:val="0000" w:firstRow="0" w:lastRow="0" w:firstColumn="0" w:lastColumn="0" w:noHBand="0" w:noVBand="0"/>
       </w:tblPr>
       <w:tblGrid>
-        <w:gridCol w:w="3725"/>
-        <w:gridCol w:w="1030"/>
-        <w:gridCol w:w="833"/>
-        <w:gridCol w:w="1863"/>
-        <w:gridCol w:w="2130"/>
-        <w:gridCol w:w="1596"/>
+        <w:gridCol w:w="3531"/>
+        <w:gridCol w:w="904"/>
+        <w:gridCol w:w="718"/>
+        <w:gridCol w:w="1821"/>
+        <w:gridCol w:w="1876"/>
+        <w:gridCol w:w="2327"/>
       </w:tblGrid>
       <w:tr>
         <w:trPr>
@@ -152,7 +152,7 @@
         </w:trPr>
         <w:tc>
           <w:tcPr>
-            <w:tcW w:w="5588" w:type="dxa"/>
+            <w:tcW w:w="5457" w:type="dxa"/>
             <w:gridSpan w:val="3"/>
             <w:vMerge w:val="restart"/>
           </w:tcPr>
@@ -175,7 +175,7 @@
         </w:tc>
         <w:tc>
           <w:tcPr>
-            <w:tcW w:w="5589" w:type="dxa"/>
+            <w:tcW w:w="5720" w:type="dxa"/>
             <w:gridSpan w:val="3"/>
           </w:tcPr>
           <w:p>
@@ -203,7 +203,7 @@
         </w:trPr>
         <w:tc>
           <w:tcPr>
-            <w:tcW w:w="5588" w:type="dxa"/>
+            <w:tcW w:w="5457" w:type="dxa"/>
             <w:gridSpan w:val="3"/>
             <w:vMerge/>
           </w:tcPr>
@@ -219,7 +219,7 @@
         </w:tc>
         <w:tc>
           <w:tcPr>
-            <w:tcW w:w="1863" w:type="dxa"/>
+            <w:tcW w:w="1851" w:type="dxa"/>
           </w:tcPr>
           <w:p>
             <w:pPr>
@@ -240,7 +240,7 @@
         </w:tc>
         <w:tc>
           <w:tcPr>
-            <w:tcW w:w="2130" w:type="dxa"/>
+            <w:tcW w:w="2054" w:type="dxa"/>
           </w:tcPr>
           <w:p>
             <w:pPr>
@@ -261,7 +261,7 @@
         </w:tc>
         <w:tc>
           <w:tcPr>
-            <w:tcW w:w="1596" w:type="dxa"/>
+            <w:tcW w:w="1815" w:type="dxa"/>
           </w:tcPr>
           <w:p>
             <w:pPr>
@@ -287,7 +287,7 @@
         </w:trPr>
         <w:tc>
           <w:tcPr>
-            <w:tcW w:w="5588" w:type="dxa"/>
+            <w:tcW w:w="5457" w:type="dxa"/>
             <w:gridSpan w:val="3"/>
           </w:tcPr>
           <w:p>
@@ -309,35 +309,35 @@
         </w:tc>
         <w:tc>
           <w:tcPr>
-            <w:tcW w:w="1863" w:type="dxa"/>
-          </w:tcPr>
-          <w:p>
-            <w:pPr>
-              <w:spacing w:after="0" w:line="0" w:lineRule="atLeast"/>
-              <w:rPr>
-                <w:sz w:val="28"/>
-                <w:szCs w:val="28"/>
-              </w:rPr>
-            </w:pPr>
-          </w:p>
-        </w:tc>
-        <w:tc>
-          <w:tcPr>
-            <w:tcW w:w="2130" w:type="dxa"/>
-          </w:tcPr>
-          <w:p>
-            <w:pPr>
-              <w:spacing w:after="0" w:line="0" w:lineRule="atLeast"/>
-              <w:rPr>
-                <w:sz w:val="28"/>
-                <w:szCs w:val="28"/>
-              </w:rPr>
-            </w:pPr>
-          </w:p>
-        </w:tc>
-        <w:tc>
-          <w:tcPr>
-            <w:tcW w:w="1596" w:type="dxa"/>
+            <w:tcW w:w="1851" w:type="dxa"/>
+          </w:tcPr>
+          <w:p>
+            <w:pPr>
+              <w:spacing w:after="0" w:line="0" w:lineRule="atLeast"/>
+              <w:rPr>
+                <w:sz w:val="28"/>
+                <w:szCs w:val="28"/>
+              </w:rPr>
+            </w:pPr>
+          </w:p>
+        </w:tc>
+        <w:tc>
+          <w:tcPr>
+            <w:tcW w:w="2054" w:type="dxa"/>
+          </w:tcPr>
+          <w:p>
+            <w:pPr>
+              <w:spacing w:after="0" w:line="0" w:lineRule="atLeast"/>
+              <w:rPr>
+                <w:sz w:val="28"/>
+                <w:szCs w:val="28"/>
+              </w:rPr>
+            </w:pPr>
+          </w:p>
+        </w:tc>
+        <w:tc>
+          <w:tcPr>
+            <w:tcW w:w="1815" w:type="dxa"/>
           </w:tcPr>
           <w:p>
             <w:pPr>
@@ -356,7 +356,7 @@
         </w:trPr>
         <w:tc>
           <w:tcPr>
-            <w:tcW w:w="5588" w:type="dxa"/>
+            <w:tcW w:w="5457" w:type="dxa"/>
             <w:gridSpan w:val="3"/>
           </w:tcPr>
           <w:p>
@@ -378,35 +378,35 @@
         </w:tc>
         <w:tc>
           <w:tcPr>
-            <w:tcW w:w="1863" w:type="dxa"/>
-          </w:tcPr>
-          <w:p>
-            <w:pPr>
-              <w:spacing w:after="0" w:line="0" w:lineRule="atLeast"/>
-              <w:rPr>
-                <w:sz w:val="28"/>
-                <w:szCs w:val="28"/>
-              </w:rPr>
-            </w:pPr>
-          </w:p>
-        </w:tc>
-        <w:tc>
-          <w:tcPr>
-            <w:tcW w:w="2130" w:type="dxa"/>
-          </w:tcPr>
-          <w:p>
-            <w:pPr>
-              <w:spacing w:after="0" w:line="0" w:lineRule="atLeast"/>
-              <w:rPr>
-                <w:sz w:val="28"/>
-                <w:szCs w:val="28"/>
-              </w:rPr>
-            </w:pPr>
-          </w:p>
-        </w:tc>
-        <w:tc>
-          <w:tcPr>
-            <w:tcW w:w="1596" w:type="dxa"/>
+            <w:tcW w:w="1851" w:type="dxa"/>
+          </w:tcPr>
+          <w:p>
+            <w:pPr>
+              <w:spacing w:after="0" w:line="0" w:lineRule="atLeast"/>
+              <w:rPr>
+                <w:sz w:val="28"/>
+                <w:szCs w:val="28"/>
+              </w:rPr>
+            </w:pPr>
+          </w:p>
+        </w:tc>
+        <w:tc>
+          <w:tcPr>
+            <w:tcW w:w="2054" w:type="dxa"/>
+          </w:tcPr>
+          <w:p>
+            <w:pPr>
+              <w:spacing w:after="0" w:line="0" w:lineRule="atLeast"/>
+              <w:rPr>
+                <w:sz w:val="28"/>
+                <w:szCs w:val="28"/>
+              </w:rPr>
+            </w:pPr>
+          </w:p>
+        </w:tc>
+        <w:tc>
+          <w:tcPr>
+            <w:tcW w:w="1815" w:type="dxa"/>
           </w:tcPr>
           <w:p>
             <w:pPr>
@@ -425,7 +425,7 @@
         </w:trPr>
         <w:tc>
           <w:tcPr>
-            <w:tcW w:w="7451" w:type="dxa"/>
+            <w:tcW w:w="7308" w:type="dxa"/>
             <w:gridSpan w:val="4"/>
           </w:tcPr>
           <w:p>
@@ -440,7 +440,7 @@
         </w:tc>
         <w:tc>
           <w:tcPr>
-            <w:tcW w:w="2130" w:type="dxa"/>
+            <w:tcW w:w="2054" w:type="dxa"/>
           </w:tcPr>
           <w:p>
             <w:pPr>
@@ -461,14 +461,15 @@
         </w:tc>
         <w:tc>
           <w:tcPr>
-            <w:tcW w:w="1596" w:type="dxa"/>
-          </w:tcPr>
-          <w:p>
-            <w:pPr>
-              <w:spacing w:after="0" w:line="0" w:lineRule="atLeast"/>
-              <w:rPr>
-                <w:sz w:val="28"/>
-                <w:szCs w:val="28"/>
+            <w:tcW w:w="1815" w:type="dxa"/>
+          </w:tcPr>
+          <w:p>
+            <w:pPr>
+              <w:spacing w:after="0" w:line="0" w:lineRule="atLeast"/>
+              <w:rPr>
+                <w:sz w:val="28"/>
+                <w:szCs w:val="28"/>
+                <w:lang w:val="en-US"/>
               </w:rPr>
             </w:pPr>
           </w:p>
@@ -480,7 +481,7 @@
         </w:trPr>
         <w:tc>
           <w:tcPr>
-            <w:tcW w:w="4755" w:type="dxa"/>
+            <w:tcW w:w="4658" w:type="dxa"/>
             <w:gridSpan w:val="2"/>
           </w:tcPr>
           <w:p>
@@ -502,7 +503,7 @@
         </w:tc>
         <w:tc>
           <w:tcPr>
-            <w:tcW w:w="4826" w:type="dxa"/>
+            <w:tcW w:w="4704" w:type="dxa"/>
             <w:gridSpan w:val="3"/>
           </w:tcPr>
           <w:p>
@@ -524,7 +525,7 @@
         </w:tc>
         <w:tc>
           <w:tcPr>
-            <w:tcW w:w="1596" w:type="dxa"/>
+            <w:tcW w:w="1815" w:type="dxa"/>
           </w:tcPr>
           <w:p>
             <w:pPr>
@@ -550,7 +551,7 @@
         </w:trPr>
         <w:tc>
           <w:tcPr>
-            <w:tcW w:w="9581" w:type="dxa"/>
+            <w:tcW w:w="9362" w:type="dxa"/>
             <w:gridSpan w:val="5"/>
           </w:tcPr>
           <w:p>
@@ -609,22 +610,53 @@
         </w:tc>
         <w:tc>
           <w:tcPr>
-            <w:tcW w:w="1596" w:type="dxa"/>
-          </w:tcPr>
-          <w:p>
-            <w:pPr>
-              <w:spacing w:after="0" w:line="0" w:lineRule="atLeast"/>
-              <w:rPr>
-                <w:sz w:val="28"/>
-                <w:szCs w:val="28"/>
-              </w:rPr>
-            </w:pPr>
-            <w:r>
-              <w:rPr>
-                <w:sz w:val="28"/>
-                <w:szCs w:val="28"/>
-              </w:rPr>
-              <w:t>{{ds.Title}}</w:t>
+            <w:tcW w:w="1815" w:type="dxa"/>
+          </w:tcPr>
+          <w:p>
+            <w:pPr>
+              <w:spacing w:after="0" w:line="0" w:lineRule="atLeast"/>
+              <w:rPr>
+                <w:sz w:val="28"/>
+                <w:szCs w:val="28"/>
+              </w:rPr>
+            </w:pPr>
+            <w:r>
+              <w:rPr>
+                <w:sz w:val="28"/>
+                <w:szCs w:val="28"/>
+              </w:rPr>
+              <w:t>{{</w:t>
+            </w:r>
+            <w:proofErr w:type="spellStart"/>
+            <w:r>
+              <w:rPr>
+                <w:sz w:val="28"/>
+                <w:szCs w:val="28"/>
+                <w:lang w:val="en-US"/>
+              </w:rPr>
+              <w:t>mn</w:t>
+            </w:r>
+            <w:proofErr w:type="spellEnd"/>
+            <w:r>
+              <w:rPr>
+                <w:sz w:val="28"/>
+                <w:szCs w:val="28"/>
+              </w:rPr>
+              <w:t>.</w:t>
+            </w:r>
+            <w:r>
+              <w:rPr>
+                <w:sz w:val="28"/>
+                <w:szCs w:val="28"/>
+              </w:rPr>
+              <w:t>Value</w:t>
+            </w:r>
+            <w:r>
+              <w:rPr>
+                <w:sz w:val="28"/>
+                <w:szCs w:val="28"/>
+              </w:rPr>
+              <w:t>}}</w:t>
             </w:r>
           </w:p>
         </w:tc>
@@ -635,7 +667,7 @@
         </w:trPr>
         <w:tc>
           <w:tcPr>
-            <w:tcW w:w="9581" w:type="dxa"/>
+            <w:tcW w:w="9362" w:type="dxa"/>
             <w:gridSpan w:val="5"/>
           </w:tcPr>
           <w:p>
@@ -657,7 +689,7 @@
         </w:tc>
         <w:tc>
           <w:tcPr>
-            <w:tcW w:w="1596" w:type="dxa"/>
+            <w:tcW w:w="1815" w:type="dxa"/>
           </w:tcPr>
           <w:p>
             <w:pPr>
@@ -683,7 +715,7 @@
         </w:trPr>
         <w:tc>
           <w:tcPr>
-            <w:tcW w:w="9581" w:type="dxa"/>
+            <w:tcW w:w="9362" w:type="dxa"/>
             <w:gridSpan w:val="5"/>
           </w:tcPr>
           <w:p>
@@ -692,22 +724,129 @@
               <w:rPr>
                 <w:sz w:val="28"/>
                 <w:szCs w:val="28"/>
-              </w:rPr>
-            </w:pPr>
-          </w:p>
-        </w:tc>
-        <w:tc>
-          <w:tcPr>
-            <w:tcW w:w="1596" w:type="dxa"/>
-          </w:tcPr>
-          <w:p>
-            <w:pPr>
-              <w:spacing w:after="0" w:line="0" w:lineRule="atLeast"/>
-              <w:rPr>
-                <w:sz w:val="28"/>
-                <w:szCs w:val="28"/>
-              </w:rPr>
-            </w:pPr>
+                <w:lang w:val="en-US"/>
+              </w:rPr>
+            </w:pPr>
+            <w:r>
+              <w:rPr>
+                <w:sz w:val="28"/>
+                <w:szCs w:val="28"/>
+                <w:lang w:val="en-US"/>
+              </w:rPr>
+              <w:t>{{#</w:t>
+            </w:r>
+            <w:r>
+              <w:rPr>
+                <w:sz w:val="28"/>
+                <w:szCs w:val="28"/>
+                <w:lang w:val="en-US"/>
+              </w:rPr>
+              <w:t>Elements</w:t>
+            </w:r>
+            <w:proofErr w:type="gramStart"/>
+            <w:r>
+              <w:rPr>
+                <w:sz w:val="28"/>
+                <w:szCs w:val="28"/>
+                <w:lang w:val="en-US"/>
+              </w:rPr>
+              <w:t>}}{</w:t>
+            </w:r>
+            <w:proofErr w:type="gramEnd"/>
+            <w:r>
+              <w:rPr>
+                <w:sz w:val="28"/>
+                <w:szCs w:val="28"/>
+                <w:lang w:val="en-US"/>
+              </w:rPr>
+              <w:t>{</w:t>
+            </w:r>
+            <w:r>
+              <w:rPr>
+                <w:sz w:val="28"/>
+                <w:szCs w:val="28"/>
+                <w:lang w:val="en-US"/>
+              </w:rPr>
+              <w:t>Elements.</w:t>
+            </w:r>
+            <w:r>
+              <w:rPr>
+                <w:sz w:val="28"/>
+                <w:szCs w:val="28"/>
+                <w:lang w:val="en-US"/>
+              </w:rPr>
+              <w:t>Name</w:t>
+            </w:r>
+            <w:r>
+              <w:rPr>
+                <w:sz w:val="28"/>
+                <w:szCs w:val="28"/>
+                <w:lang w:val="en-US"/>
+              </w:rPr>
+              <w:t>}}</w:t>
+            </w:r>
+          </w:p>
+        </w:tc>
+        <w:tc>
+          <w:tcPr>
+            <w:tcW w:w="1815" w:type="dxa"/>
+          </w:tcPr>
+          <w:p>
+            <w:pPr>
+              <w:spacing w:line="0" w:lineRule="atLeast"/>
+              <w:rPr>
+                <w:sz w:val="28"/>
+                <w:szCs w:val="28"/>
+              </w:rPr>
+            </w:pPr>
+            <w:r>
+              <w:rPr>
+                <w:sz w:val="28"/>
+                <w:szCs w:val="28"/>
+              </w:rPr>
+              <w:t>{{</w:t>
+            </w:r>
+            <w:proofErr w:type="spellStart"/>
+            <w:r>
+              <w:rPr>
+                <w:sz w:val="28"/>
+                <w:szCs w:val="28"/>
+                <w:lang w:val="en-US"/>
+              </w:rPr>
+              <w:t>Elements.</w:t>
+            </w:r>
+            <w:r>
+              <w:rPr>
+                <w:sz w:val="28"/>
+                <w:szCs w:val="28"/>
+                <w:lang w:val="en-US"/>
+              </w:rPr>
+              <w:t>Merit</w:t>
+            </w:r>
+            <w:proofErr w:type="spellEnd"/>
+            <w:r>
+              <w:rPr>
+                <w:sz w:val="28"/>
+                <w:szCs w:val="28"/>
+              </w:rPr>
+              <w:t>}}</w:t>
+            </w:r>
+          </w:p>
+          <w:p>
+            <w:pPr>
+              <w:spacing w:line="0" w:lineRule="atLeast"/>
+              <w:rPr>
+                <w:sz w:val="28"/>
+                <w:szCs w:val="28"/>
+              </w:rPr>
+            </w:pPr>
+            <w:r>
+              <w:rPr>
+                <w:sz w:val="28"/>
+                <w:szCs w:val="28"/>
+              </w:rPr>
+              <w:t>{{/Elements}}</w:t>
+            </w:r>
           </w:p>
         </w:tc>
       </w:tr>
@@ -717,22 +856,32 @@
         </w:trPr>
         <w:tc>
           <w:tcPr>
-            <w:tcW w:w="9581" w:type="dxa"/>
+            <w:tcW w:w="9362" w:type="dxa"/>
             <w:gridSpan w:val="5"/>
-          </w:tcPr>
-          <w:p>
-            <w:pPr>
-              <w:spacing w:after="0" w:line="0" w:lineRule="atLeast"/>
-              <w:rPr>
-                <w:sz w:val="28"/>
-                <w:szCs w:val="28"/>
-              </w:rPr>
-            </w:pPr>
-          </w:p>
-        </w:tc>
-        <w:tc>
-          <w:tcPr>
-            <w:tcW w:w="1596" w:type="dxa"/>
+            <w:tcBorders>
+              <w:bottom w:val="nil"/>
+            </w:tcBorders>
+          </w:tcPr>
+          <w:p>
+            <w:pPr>
+              <w:spacing w:after="0" w:line="0" w:lineRule="atLeast"/>
+              <w:rPr>
+                <w:sz w:val="28"/>
+                <w:szCs w:val="28"/>
+              </w:rPr>
+            </w:pPr>
+            <w:r>
+              <w:rPr>
+                <w:sz w:val="28"/>
+                <w:szCs w:val="28"/>
+              </w:rPr>
+              <w:t>Общая стоимость усложняющих элементов</w:t>
+            </w:r>
+          </w:p>
+        </w:tc>
+        <w:tc>
+          <w:tcPr>
+            <w:tcW w:w="1815" w:type="dxa"/>
           </w:tcPr>
           <w:p>
             <w:pPr>
@@ -751,31 +900,126 @@
         </w:trPr>
         <w:tc>
           <w:tcPr>
-            <w:tcW w:w="9581" w:type="dxa"/>
-            <w:gridSpan w:val="5"/>
-          </w:tcPr>
-          <w:p>
-            <w:pPr>
-              <w:spacing w:after="0" w:line="0" w:lineRule="atLeast"/>
-              <w:rPr>
-                <w:sz w:val="28"/>
-                <w:szCs w:val="28"/>
-              </w:rPr>
-            </w:pPr>
-          </w:p>
-        </w:tc>
-        <w:tc>
-          <w:tcPr>
-            <w:tcW w:w="1596" w:type="dxa"/>
-          </w:tcPr>
-          <w:p>
-            <w:pPr>
-              <w:spacing w:after="0" w:line="0" w:lineRule="atLeast"/>
-              <w:rPr>
-                <w:sz w:val="28"/>
-                <w:szCs w:val="28"/>
-              </w:rPr>
-            </w:pPr>
+            <w:tcW w:w="7308" w:type="dxa"/>
+            <w:gridSpan w:val="4"/>
+            <w:tcBorders>
+              <w:top w:val="nil"/>
+              <w:bottom w:val="nil"/>
+            </w:tcBorders>
+          </w:tcPr>
+          <w:p>
+            <w:pPr>
+              <w:spacing w:after="0" w:line="0" w:lineRule="atLeast"/>
+              <w:rPr>
+                <w:sz w:val="28"/>
+                <w:szCs w:val="28"/>
+              </w:rPr>
+            </w:pPr>
+            <w:r>
+              <w:rPr>
+                <w:sz w:val="28"/>
+                <w:szCs w:val="28"/>
+              </w:rPr>
+              <w:t>(количество*к</w:t>
+            </w:r>
+            <w:r>
+              <w:rPr>
+                <w:sz w:val="28"/>
+                <w:szCs w:val="28"/>
+              </w:rPr>
+              <w:t>оэ</w:t>
+            </w:r>
+            <w:r>
+              <w:rPr>
+                <w:sz w:val="28"/>
+                <w:szCs w:val="28"/>
+              </w:rPr>
+              <w:t>ффициент*мин.стоимость)</w:t>
+            </w:r>
+          </w:p>
+        </w:tc>
+        <w:tc>
+          <w:tcPr>
+            <w:tcW w:w="2054" w:type="dxa"/>
+            <w:tcBorders>
+              <w:top w:val="single" w:sz="4" w:space="0" w:color="auto"/>
+            </w:tcBorders>
+          </w:tcPr>
+          <w:p>
+            <w:pPr>
+              <w:spacing w:after="0" w:line="0" w:lineRule="atLeast"/>
+              <w:jc w:val="center"/>
+              <w:rPr>
+                <w:sz w:val="28"/>
+                <w:szCs w:val="28"/>
+              </w:rPr>
+            </w:pPr>
+            <w:r>
+              <w:rPr>
+                <w:sz w:val="28"/>
+                <w:szCs w:val="28"/>
+              </w:rPr>
+              <w:t>ВСЕГО</w:t>
+            </w:r>
+          </w:p>
+        </w:tc>
+        <w:tc>
+          <w:tcPr>
+            <w:tcW w:w="1815" w:type="dxa"/>
+          </w:tcPr>
+          <w:p>
+            <w:pPr>
+              <w:spacing w:after="0" w:line="0" w:lineRule="atLeast"/>
+              <w:rPr>
+                <w:sz w:val="28"/>
+                <w:szCs w:val="28"/>
+                <w:lang w:val="en-US"/>
+              </w:rPr>
+            </w:pPr>
+            <w:r>
+              <w:rPr>
+                <w:sz w:val="28"/>
+                <w:szCs w:val="28"/>
+                <w:lang w:val="en-US"/>
+              </w:rPr>
+              <w:t>{{</w:t>
+            </w:r>
+            <w:proofErr w:type="spellStart"/>
+            <w:proofErr w:type="gramStart"/>
+            <w:r>
+              <w:rPr>
+                <w:sz w:val="28"/>
+                <w:szCs w:val="28"/>
+                <w:lang w:val="en-US"/>
+              </w:rPr>
+              <w:t>ce</w:t>
+            </w:r>
+            <w:r>
+              <w:rPr>
+                <w:sz w:val="28"/>
+                <w:szCs w:val="28"/>
+                <w:lang w:val="en-US"/>
+              </w:rPr>
+              <w:t>.</w:t>
+            </w:r>
+            <w:r>
+              <w:rPr>
+                <w:sz w:val="28"/>
+                <w:szCs w:val="28"/>
+                <w:lang w:val="en-US"/>
+              </w:rPr>
+              <w:t>ceTotal</w:t>
+            </w:r>
+            <w:proofErr w:type="spellEnd"/>
+            <w:proofErr w:type="gramEnd"/>
+            <w:r>
+              <w:rPr>
+                <w:sz w:val="28"/>
+                <w:szCs w:val="28"/>
+                <w:lang w:val="en-US"/>
+              </w:rPr>
+              <w:t>}}</w:t>
+            </w:r>
           </w:p>
         </w:tc>
       </w:tr>
@@ -785,31 +1029,112 @@
         </w:trPr>
         <w:tc>
           <w:tcPr>
-            <w:tcW w:w="9581" w:type="dxa"/>
+            <w:tcW w:w="9362" w:type="dxa"/>
             <w:gridSpan w:val="5"/>
           </w:tcPr>
           <w:p>
             <w:pPr>
               <w:spacing w:after="0" w:line="0" w:lineRule="atLeast"/>
               <w:rPr>
-                <w:sz w:val="28"/>
-                <w:szCs w:val="28"/>
-              </w:rPr>
-            </w:pPr>
-          </w:p>
-        </w:tc>
-        <w:tc>
-          <w:tcPr>
-            <w:tcW w:w="1596" w:type="dxa"/>
-          </w:tcPr>
-          <w:p>
-            <w:pPr>
-              <w:spacing w:after="0" w:line="0" w:lineRule="atLeast"/>
-              <w:rPr>
-                <w:sz w:val="28"/>
-                <w:szCs w:val="28"/>
-              </w:rPr>
-            </w:pPr>
+                <w:sz w:val="26"/>
+                <w:szCs w:val="26"/>
+              </w:rPr>
+            </w:pPr>
+            <w:r>
+              <w:rPr>
+                <w:sz w:val="26"/>
+                <w:szCs w:val="26"/>
+              </w:rPr>
+              <w:t>Скидки/надбавки</w:t>
+            </w:r>
+          </w:p>
+          <w:p>
+            <w:pPr>
+              <w:spacing w:after="0" w:line="0" w:lineRule="atLeast"/>
+              <w:rPr>
+                <w:sz w:val="26"/>
+                <w:szCs w:val="26"/>
+              </w:rPr>
+            </w:pPr>
+            <w:r>
+              <w:rPr>
+                <w:sz w:val="26"/>
+                <w:szCs w:val="26"/>
+              </w:rPr>
+              <w:t xml:space="preserve"> </w:t>
+            </w:r>
+            <w:r>
+              <w:rPr>
+                <w:sz w:val="26"/>
+                <w:szCs w:val="26"/>
+              </w:rPr>
+              <w:t>(рассчитыва</w:t>
+            </w:r>
+            <w:r>
+              <w:rPr>
+                <w:sz w:val="26"/>
+                <w:szCs w:val="26"/>
+              </w:rPr>
+              <w:t>ю</w:t>
+            </w:r>
+            <w:r>
+              <w:rPr>
+                <w:sz w:val="26"/>
+                <w:szCs w:val="26"/>
+              </w:rPr>
+              <w:t>тся к полученной стоимости всех элементов)</w:t>
+            </w:r>
+          </w:p>
+        </w:tc>
+        <w:tc>
+          <w:tcPr>
+            <w:tcW w:w="1815" w:type="dxa"/>
+          </w:tcPr>
+          <w:p>
+            <w:pPr>
+              <w:spacing w:after="0" w:line="0" w:lineRule="atLeast"/>
+              <w:rPr>
+                <w:sz w:val="28"/>
+                <w:szCs w:val="28"/>
+                <w:lang w:val="en-US"/>
+              </w:rPr>
+            </w:pPr>
+            <w:r>
+              <w:rPr>
+                <w:sz w:val="28"/>
+                <w:szCs w:val="28"/>
+                <w:lang w:val="en-US"/>
+              </w:rPr>
+              <w:t>{{</w:t>
+            </w:r>
+            <w:proofErr w:type="spellStart"/>
+            <w:proofErr w:type="gramStart"/>
+            <w:r>
+              <w:rPr>
+                <w:sz w:val="28"/>
+                <w:szCs w:val="28"/>
+                <w:lang w:val="en-US"/>
+              </w:rPr>
+              <w:t>pc</w:t>
+            </w:r>
+            <w:r>
+              <w:rPr>
+                <w:sz w:val="28"/>
+                <w:szCs w:val="28"/>
+                <w:lang w:val="en-US"/>
+              </w:rPr>
+              <w:t>.Percent</w:t>
+            </w:r>
+            <w:proofErr w:type="spellEnd"/>
+            <w:proofErr w:type="gramEnd"/>
+            <w:r>
+              <w:rPr>
+                <w:sz w:val="28"/>
+                <w:szCs w:val="28"/>
+                <w:lang w:val="en-US"/>
+              </w:rPr>
+              <w:t>}}</w:t>
+            </w:r>
           </w:p>
         </w:tc>
       </w:tr>
@@ -819,7 +1144,7 @@
         </w:trPr>
         <w:tc>
           <w:tcPr>
-            <w:tcW w:w="9581" w:type="dxa"/>
+            <w:tcW w:w="9362" w:type="dxa"/>
             <w:gridSpan w:val="5"/>
           </w:tcPr>
           <w:p>
@@ -834,435 +1159,7 @@
         </w:tc>
         <w:tc>
           <w:tcPr>
-            <w:tcW w:w="1596" w:type="dxa"/>
-          </w:tcPr>
-          <w:p>
-            <w:pPr>
-              <w:spacing w:after="0" w:line="0" w:lineRule="atLeast"/>
-              <w:rPr>
-                <w:sz w:val="28"/>
-                <w:szCs w:val="28"/>
-              </w:rPr>
-            </w:pPr>
-          </w:p>
-        </w:tc>
-      </w:tr>
-      <w:tr>
-        <w:trPr>
-          <w:trHeight w:val="189"/>
-        </w:trPr>
-        <w:tc>
-          <w:tcPr>
-            <w:tcW w:w="9581" w:type="dxa"/>
-            <w:gridSpan w:val="5"/>
-            <w:tcBorders>
-              <w:bottom w:val="single" w:sz="4" w:space="0" w:color="auto"/>
-            </w:tcBorders>
-          </w:tcPr>
-          <w:p>
-            <w:pPr>
-              <w:spacing w:after="0" w:line="0" w:lineRule="atLeast"/>
-              <w:rPr>
-                <w:sz w:val="28"/>
-                <w:szCs w:val="28"/>
-              </w:rPr>
-            </w:pPr>
-          </w:p>
-        </w:tc>
-        <w:tc>
-          <w:tcPr>
-            <w:tcW w:w="1596" w:type="dxa"/>
-          </w:tcPr>
-          <w:p>
-            <w:pPr>
-              <w:spacing w:after="0" w:line="0" w:lineRule="atLeast"/>
-              <w:rPr>
-                <w:sz w:val="28"/>
-                <w:szCs w:val="28"/>
-              </w:rPr>
-            </w:pPr>
-          </w:p>
-        </w:tc>
-      </w:tr>
-      <w:tr>
-        <w:trPr>
-          <w:trHeight w:val="188"/>
-        </w:trPr>
-        <w:tc>
-          <w:tcPr>
-            <w:tcW w:w="9581" w:type="dxa"/>
-            <w:gridSpan w:val="5"/>
-            <w:tcBorders>
-              <w:bottom w:val="single" w:sz="4" w:space="0" w:color="auto"/>
-            </w:tcBorders>
-          </w:tcPr>
-          <w:p>
-            <w:pPr>
-              <w:spacing w:after="0" w:line="0" w:lineRule="atLeast"/>
-              <w:rPr>
-                <w:sz w:val="28"/>
-                <w:szCs w:val="28"/>
-              </w:rPr>
-            </w:pPr>
-          </w:p>
-        </w:tc>
-        <w:tc>
-          <w:tcPr>
-            <w:tcW w:w="1596" w:type="dxa"/>
-          </w:tcPr>
-          <w:p>
-            <w:pPr>
-              <w:spacing w:after="0" w:line="0" w:lineRule="atLeast"/>
-              <w:rPr>
-                <w:sz w:val="28"/>
-                <w:szCs w:val="28"/>
-              </w:rPr>
-            </w:pPr>
-          </w:p>
-        </w:tc>
-      </w:tr>
-      <w:tr>
-        <w:trPr>
-          <w:trHeight w:val="188"/>
-        </w:trPr>
-        <w:tc>
-          <w:tcPr>
-            <w:tcW w:w="9581" w:type="dxa"/>
-            <w:gridSpan w:val="5"/>
-            <w:tcBorders>
-              <w:bottom w:val="single" w:sz="4" w:space="0" w:color="auto"/>
-            </w:tcBorders>
-          </w:tcPr>
-          <w:p>
-            <w:pPr>
-              <w:spacing w:after="0" w:line="0" w:lineRule="atLeast"/>
-              <w:rPr>
-                <w:sz w:val="28"/>
-                <w:szCs w:val="28"/>
-              </w:rPr>
-            </w:pPr>
-          </w:p>
-        </w:tc>
-        <w:tc>
-          <w:tcPr>
-            <w:tcW w:w="1596" w:type="dxa"/>
-          </w:tcPr>
-          <w:p>
-            <w:pPr>
-              <w:spacing w:after="0" w:line="0" w:lineRule="atLeast"/>
-              <w:rPr>
-                <w:sz w:val="28"/>
-                <w:szCs w:val="28"/>
-              </w:rPr>
-            </w:pPr>
-          </w:p>
-        </w:tc>
-      </w:tr>
-      <w:tr>
-        <w:trPr>
-          <w:trHeight w:val="188"/>
-        </w:trPr>
-        <w:tc>
-          <w:tcPr>
-            <w:tcW w:w="9581" w:type="dxa"/>
-            <w:gridSpan w:val="5"/>
-            <w:tcBorders>
-              <w:bottom w:val="single" w:sz="4" w:space="0" w:color="auto"/>
-            </w:tcBorders>
-          </w:tcPr>
-          <w:p>
-            <w:pPr>
-              <w:spacing w:after="0" w:line="0" w:lineRule="atLeast"/>
-              <w:rPr>
-                <w:sz w:val="28"/>
-                <w:szCs w:val="28"/>
-              </w:rPr>
-            </w:pPr>
-          </w:p>
-        </w:tc>
-        <w:tc>
-          <w:tcPr>
-            <w:tcW w:w="1596" w:type="dxa"/>
-          </w:tcPr>
-          <w:p>
-            <w:pPr>
-              <w:spacing w:after="0" w:line="0" w:lineRule="atLeast"/>
-              <w:rPr>
-                <w:sz w:val="28"/>
-                <w:szCs w:val="28"/>
-              </w:rPr>
-            </w:pPr>
-          </w:p>
-        </w:tc>
-      </w:tr>
-      <w:tr>
-        <w:trPr>
-          <w:trHeight w:val="79"/>
-        </w:trPr>
-        <w:tc>
-          <w:tcPr>
-            <w:tcW w:w="9581" w:type="dxa"/>
-            <w:gridSpan w:val="5"/>
-            <w:tcBorders>
-              <w:bottom w:val="single" w:sz="4" w:space="0" w:color="auto"/>
-            </w:tcBorders>
-          </w:tcPr>
-          <w:p>
-            <w:pPr>
-              <w:spacing w:after="0" w:line="0" w:lineRule="atLeast"/>
-              <w:rPr>
-                <w:sz w:val="28"/>
-                <w:szCs w:val="28"/>
-              </w:rPr>
-            </w:pPr>
-          </w:p>
-        </w:tc>
-        <w:tc>
-          <w:tcPr>
-            <w:tcW w:w="1596" w:type="dxa"/>
-            <w:tcBorders>
-              <w:bottom w:val="single" w:sz="4" w:space="0" w:color="auto"/>
-            </w:tcBorders>
-          </w:tcPr>
-          <w:p>
-            <w:pPr>
-              <w:spacing w:after="0" w:line="0" w:lineRule="atLeast"/>
-              <w:rPr>
-                <w:sz w:val="28"/>
-                <w:szCs w:val="28"/>
-              </w:rPr>
-            </w:pPr>
-          </w:p>
-        </w:tc>
-      </w:tr>
-      <w:tr>
-        <w:trPr>
-          <w:trHeight w:val="79"/>
-        </w:trPr>
-        <w:tc>
-          <w:tcPr>
-            <w:tcW w:w="9581" w:type="dxa"/>
-            <w:gridSpan w:val="5"/>
-            <w:tcBorders>
-              <w:bottom w:val="single" w:sz="4" w:space="0" w:color="auto"/>
-            </w:tcBorders>
-          </w:tcPr>
-          <w:p>
-            <w:pPr>
-              <w:spacing w:after="0" w:line="0" w:lineRule="atLeast"/>
-              <w:rPr>
-                <w:sz w:val="28"/>
-                <w:szCs w:val="28"/>
-              </w:rPr>
-            </w:pPr>
-          </w:p>
-        </w:tc>
-        <w:tc>
-          <w:tcPr>
-            <w:tcW w:w="1596" w:type="dxa"/>
-            <w:tcBorders>
-              <w:bottom w:val="single" w:sz="4" w:space="0" w:color="auto"/>
-            </w:tcBorders>
-          </w:tcPr>
-          <w:p>
-            <w:pPr>
-              <w:spacing w:after="0" w:line="0" w:lineRule="atLeast"/>
-              <w:rPr>
-                <w:sz w:val="28"/>
-                <w:szCs w:val="28"/>
-              </w:rPr>
-            </w:pPr>
-          </w:p>
-        </w:tc>
-      </w:tr>
-      <w:tr>
-        <w:trPr>
-          <w:trHeight w:val="79"/>
-        </w:trPr>
-        <w:tc>
-          <w:tcPr>
-            <w:tcW w:w="9581" w:type="dxa"/>
-            <w:gridSpan w:val="5"/>
-            <w:tcBorders>
-              <w:bottom w:val="single" w:sz="4" w:space="0" w:color="auto"/>
-            </w:tcBorders>
-          </w:tcPr>
-          <w:p>
-            <w:pPr>
-              <w:spacing w:after="0" w:line="0" w:lineRule="atLeast"/>
-              <w:rPr>
-                <w:sz w:val="28"/>
-                <w:szCs w:val="28"/>
-              </w:rPr>
-            </w:pPr>
-          </w:p>
-        </w:tc>
-        <w:tc>
-          <w:tcPr>
-            <w:tcW w:w="1596" w:type="dxa"/>
-            <w:tcBorders>
-              <w:bottom w:val="single" w:sz="4" w:space="0" w:color="auto"/>
-            </w:tcBorders>
-          </w:tcPr>
-          <w:p>
-            <w:pPr>
-              <w:spacing w:after="0" w:line="0" w:lineRule="atLeast"/>
-              <w:rPr>
-                <w:sz w:val="28"/>
-                <w:szCs w:val="28"/>
-              </w:rPr>
-            </w:pPr>
-          </w:p>
-        </w:tc>
-      </w:tr>
-      <w:tr>
-        <w:trPr>
-          <w:trHeight w:val="79"/>
-        </w:trPr>
-        <w:tc>
-          <w:tcPr>
-            <w:tcW w:w="9581" w:type="dxa"/>
-            <w:gridSpan w:val="5"/>
-            <w:tcBorders>
-              <w:bottom w:val="single" w:sz="4" w:space="0" w:color="auto"/>
-            </w:tcBorders>
-          </w:tcPr>
-          <w:p>
-            <w:pPr>
-              <w:spacing w:after="0" w:line="0" w:lineRule="atLeast"/>
-              <w:rPr>
-                <w:sz w:val="28"/>
-                <w:szCs w:val="28"/>
-              </w:rPr>
-            </w:pPr>
-          </w:p>
-        </w:tc>
-        <w:tc>
-          <w:tcPr>
-            <w:tcW w:w="1596" w:type="dxa"/>
-            <w:tcBorders>
-              <w:bottom w:val="single" w:sz="4" w:space="0" w:color="auto"/>
-            </w:tcBorders>
-          </w:tcPr>
-          <w:p>
-            <w:pPr>
-              <w:spacing w:after="0" w:line="0" w:lineRule="atLeast"/>
-              <w:rPr>
-                <w:sz w:val="28"/>
-                <w:szCs w:val="28"/>
-              </w:rPr>
-            </w:pPr>
-          </w:p>
-        </w:tc>
-      </w:tr>
-      <w:tr>
-        <w:trPr>
-          <w:trHeight w:val="133"/>
-        </w:trPr>
-        <w:tc>
-          <w:tcPr>
-            <w:tcW w:w="9581" w:type="dxa"/>
-            <w:gridSpan w:val="5"/>
-            <w:tcBorders>
-              <w:bottom w:val="single" w:sz="4" w:space="0" w:color="auto"/>
-            </w:tcBorders>
-          </w:tcPr>
-          <w:p>
-            <w:pPr>
-              <w:spacing w:after="0" w:line="0" w:lineRule="atLeast"/>
-              <w:rPr>
-                <w:sz w:val="28"/>
-                <w:szCs w:val="28"/>
-              </w:rPr>
-            </w:pPr>
-          </w:p>
-        </w:tc>
-        <w:tc>
-          <w:tcPr>
-            <w:tcW w:w="1596" w:type="dxa"/>
-            <w:tcBorders>
-              <w:bottom w:val="single" w:sz="4" w:space="0" w:color="auto"/>
-            </w:tcBorders>
-          </w:tcPr>
-          <w:p>
-            <w:pPr>
-              <w:spacing w:after="0" w:line="0" w:lineRule="atLeast"/>
-              <w:rPr>
-                <w:sz w:val="28"/>
-                <w:szCs w:val="28"/>
-              </w:rPr>
-            </w:pPr>
-          </w:p>
-        </w:tc>
-      </w:tr>
-      <w:tr>
-        <w:trPr>
-          <w:trHeight w:val="131"/>
-        </w:trPr>
-        <w:tc>
-          <w:tcPr>
-            <w:tcW w:w="9581" w:type="dxa"/>
-            <w:gridSpan w:val="5"/>
-            <w:tcBorders>
-              <w:bottom w:val="single" w:sz="4" w:space="0" w:color="auto"/>
-            </w:tcBorders>
-          </w:tcPr>
-          <w:p>
-            <w:pPr>
-              <w:spacing w:after="0" w:line="0" w:lineRule="atLeast"/>
-              <w:rPr>
-                <w:sz w:val="28"/>
-                <w:szCs w:val="28"/>
-              </w:rPr>
-            </w:pPr>
-          </w:p>
-        </w:tc>
-        <w:tc>
-          <w:tcPr>
-            <w:tcW w:w="1596" w:type="dxa"/>
-            <w:tcBorders>
-              <w:bottom w:val="single" w:sz="4" w:space="0" w:color="auto"/>
-            </w:tcBorders>
-          </w:tcPr>
-          <w:p>
-            <w:pPr>
-              <w:spacing w:after="0" w:line="0" w:lineRule="atLeast"/>
-              <w:rPr>
-                <w:sz w:val="28"/>
-                <w:szCs w:val="28"/>
-              </w:rPr>
-            </w:pPr>
-          </w:p>
-        </w:tc>
-      </w:tr>
-      <w:tr>
-        <w:trPr>
-          <w:trHeight w:val="131"/>
-        </w:trPr>
-        <w:tc>
-          <w:tcPr>
-            <w:tcW w:w="9581" w:type="dxa"/>
-            <w:gridSpan w:val="5"/>
-            <w:tcBorders>
-              <w:bottom w:val="single" w:sz="4" w:space="0" w:color="auto"/>
-            </w:tcBorders>
-          </w:tcPr>
-          <w:p>
-            <w:pPr>
-              <w:spacing w:after="0" w:line="0" w:lineRule="atLeast"/>
-              <w:rPr>
-                <w:sz w:val="28"/>
-                <w:szCs w:val="28"/>
-              </w:rPr>
-            </w:pPr>
-          </w:p>
-        </w:tc>
-        <w:tc>
-          <w:tcPr>
-            <w:tcW w:w="1596" w:type="dxa"/>
-            <w:tcBorders>
-              <w:bottom w:val="single" w:sz="4" w:space="0" w:color="auto"/>
-            </w:tcBorders>
+            <w:tcW w:w="1815" w:type="dxa"/>
           </w:tcPr>
           <w:p>
             <w:pPr>
@@ -1281,32 +1178,22 @@
         </w:trPr>
         <w:tc>
           <w:tcPr>
-            <w:tcW w:w="9581" w:type="dxa"/>
+            <w:tcW w:w="9362" w:type="dxa"/>
             <w:gridSpan w:val="5"/>
-            <w:tcBorders>
-              <w:bottom w:val="nil"/>
-            </w:tcBorders>
-          </w:tcPr>
-          <w:p>
-            <w:pPr>
-              <w:spacing w:after="0" w:line="0" w:lineRule="atLeast"/>
-              <w:rPr>
-                <w:sz w:val="28"/>
-                <w:szCs w:val="28"/>
-              </w:rPr>
-            </w:pPr>
-            <w:r>
-              <w:rPr>
-                <w:sz w:val="28"/>
-                <w:szCs w:val="28"/>
-              </w:rPr>
-              <w:t>Общая стоимость усложняющих элементов</w:t>
-            </w:r>
-          </w:p>
-        </w:tc>
-        <w:tc>
-          <w:tcPr>
-            <w:tcW w:w="1596" w:type="dxa"/>
+          </w:tcPr>
+          <w:p>
+            <w:pPr>
+              <w:spacing w:after="0" w:line="0" w:lineRule="atLeast"/>
+              <w:rPr>
+                <w:sz w:val="28"/>
+                <w:szCs w:val="28"/>
+              </w:rPr>
+            </w:pPr>
+          </w:p>
+        </w:tc>
+        <w:tc>
+          <w:tcPr>
+            <w:tcW w:w="1815" w:type="dxa"/>
           </w:tcPr>
           <w:p>
             <w:pPr>
@@ -1325,50 +1212,29 @@
         </w:trPr>
         <w:tc>
           <w:tcPr>
-            <w:tcW w:w="7451" w:type="dxa"/>
+            <w:tcW w:w="7308" w:type="dxa"/>
             <w:gridSpan w:val="4"/>
-            <w:tcBorders>
-              <w:top w:val="nil"/>
-              <w:bottom w:val="nil"/>
-            </w:tcBorders>
-          </w:tcPr>
-          <w:p>
-            <w:pPr>
-              <w:spacing w:after="0" w:line="0" w:lineRule="atLeast"/>
-              <w:rPr>
-                <w:sz w:val="28"/>
-                <w:szCs w:val="28"/>
-              </w:rPr>
-            </w:pPr>
-            <w:r>
-              <w:rPr>
-                <w:sz w:val="28"/>
-                <w:szCs w:val="28"/>
-              </w:rPr>
-              <w:t>(количество*к</w:t>
-            </w:r>
-            <w:r>
-              <w:rPr>
-                <w:sz w:val="28"/>
-                <w:szCs w:val="28"/>
-              </w:rPr>
-              <w:t>оэ</w:t>
-            </w:r>
-            <w:r>
-              <w:rPr>
-                <w:sz w:val="28"/>
-                <w:szCs w:val="28"/>
-              </w:rPr>
-              <w:t>ффициент*мин.стоимость)</w:t>
-            </w:r>
-          </w:p>
-        </w:tc>
-        <w:tc>
-          <w:tcPr>
-            <w:tcW w:w="2130" w:type="dxa"/>
-            <w:tcBorders>
-              <w:top w:val="single" w:sz="4" w:space="0" w:color="auto"/>
-            </w:tcBorders>
+          </w:tcPr>
+          <w:p>
+            <w:pPr>
+              <w:spacing w:after="0" w:line="0" w:lineRule="atLeast"/>
+              <w:rPr>
+                <w:sz w:val="28"/>
+                <w:szCs w:val="28"/>
+              </w:rPr>
+            </w:pPr>
+            <w:r>
+              <w:rPr>
+                <w:sz w:val="28"/>
+                <w:szCs w:val="28"/>
+              </w:rPr>
+              <w:t>Дополнительные изменения к заказу</w:t>
+            </w:r>
+          </w:p>
+        </w:tc>
+        <w:tc>
+          <w:tcPr>
+            <w:tcW w:w="2054" w:type="dxa"/>
           </w:tcPr>
           <w:p>
             <w:pPr>
@@ -1390,16 +1256,44 @@
         </w:tc>
         <w:tc>
           <w:tcPr>
-            <w:tcW w:w="1596" w:type="dxa"/>
-          </w:tcPr>
-          <w:p>
-            <w:pPr>
-              <w:spacing w:after="0" w:line="0" w:lineRule="atLeast"/>
-              <w:rPr>
-                <w:sz w:val="28"/>
-                <w:szCs w:val="28"/>
-              </w:rPr>
-            </w:pPr>
+            <w:tcW w:w="1815" w:type="dxa"/>
+          </w:tcPr>
+          <w:p>
+            <w:pPr>
+              <w:spacing w:after="0" w:line="0" w:lineRule="atLeast"/>
+              <w:rPr>
+                <w:sz w:val="28"/>
+                <w:szCs w:val="28"/>
+              </w:rPr>
+            </w:pPr>
+            <w:r>
+              <w:rPr>
+                <w:sz w:val="28"/>
+                <w:szCs w:val="28"/>
+                <w:lang w:val="en-US"/>
+              </w:rPr>
+              <w:t>{{</w:t>
+            </w:r>
+            <w:proofErr w:type="spellStart"/>
+            <w:proofErr w:type="gramStart"/>
+            <w:r>
+              <w:rPr>
+                <w:sz w:val="28"/>
+                <w:szCs w:val="28"/>
+                <w:lang w:val="en-US"/>
+              </w:rPr>
+              <w:t>tv.Total</w:t>
+            </w:r>
+            <w:proofErr w:type="spellEnd"/>
+            <w:proofErr w:type="gramEnd"/>
+            <w:r>
+              <w:rPr>
+                <w:sz w:val="28"/>
+                <w:szCs w:val="28"/>
+                <w:lang w:val="en-US"/>
+              </w:rPr>
+              <w:t>}}</w:t>
+            </w:r>
           </w:p>
         </w:tc>
       </w:tr>
@@ -1409,66 +1303,22 @@
         </w:trPr>
         <w:tc>
           <w:tcPr>
-            <w:tcW w:w="9581" w:type="dxa"/>
+            <w:tcW w:w="9362" w:type="dxa"/>
             <w:gridSpan w:val="5"/>
           </w:tcPr>
           <w:p>
             <w:pPr>
               <w:spacing w:after="0" w:line="0" w:lineRule="atLeast"/>
               <w:rPr>
-                <w:sz w:val="26"/>
-                <w:szCs w:val="26"/>
-              </w:rPr>
-            </w:pPr>
-            <w:r>
-              <w:rPr>
-                <w:sz w:val="26"/>
-                <w:szCs w:val="26"/>
-              </w:rPr>
-              <w:t>Скидки/надбавки</w:t>
-            </w:r>
-          </w:p>
-          <w:p>
-            <w:pPr>
-              <w:spacing w:after="0" w:line="0" w:lineRule="atLeast"/>
-              <w:rPr>
-                <w:sz w:val="26"/>
-                <w:szCs w:val="26"/>
-              </w:rPr>
-            </w:pPr>
-            <w:r>
-              <w:rPr>
-                <w:sz w:val="26"/>
-                <w:szCs w:val="26"/>
-              </w:rPr>
-              <w:t xml:space="preserve"> </w:t>
-            </w:r>
-            <w:r>
-              <w:rPr>
-                <w:sz w:val="26"/>
-                <w:szCs w:val="26"/>
-              </w:rPr>
-              <w:t>(рассчитыва</w:t>
-            </w:r>
-            <w:r>
-              <w:rPr>
-                <w:sz w:val="26"/>
-                <w:szCs w:val="26"/>
-              </w:rPr>
-              <w:t>ю</w:t>
-            </w:r>
-            <w:r>
-              <w:rPr>
-                <w:sz w:val="26"/>
-                <w:szCs w:val="26"/>
-              </w:rPr>
-              <w:t>тся к полученной стоимости всех элементов)</w:t>
-            </w:r>
-          </w:p>
-        </w:tc>
-        <w:tc>
-          <w:tcPr>
-            <w:tcW w:w="1596" w:type="dxa"/>
+                <w:sz w:val="28"/>
+                <w:szCs w:val="28"/>
+              </w:rPr>
+            </w:pPr>
+          </w:p>
+        </w:tc>
+        <w:tc>
+          <w:tcPr>
+            <w:tcW w:w="1815" w:type="dxa"/>
           </w:tcPr>
           <w:p>
             <w:pPr>
@@ -1487,7 +1337,7 @@
         </w:trPr>
         <w:tc>
           <w:tcPr>
-            <w:tcW w:w="9581" w:type="dxa"/>
+            <w:tcW w:w="9362" w:type="dxa"/>
             <w:gridSpan w:val="5"/>
           </w:tcPr>
           <w:p>
@@ -1502,7 +1352,7 @@
         </w:tc>
         <w:tc>
           <w:tcPr>
-            <w:tcW w:w="1596" w:type="dxa"/>
+            <w:tcW w:w="1815" w:type="dxa"/>
           </w:tcPr>
           <w:p>
             <w:pPr>
@@ -1521,7 +1371,7 @@
         </w:trPr>
         <w:tc>
           <w:tcPr>
-            <w:tcW w:w="9581" w:type="dxa"/>
+            <w:tcW w:w="9362" w:type="dxa"/>
             <w:gridSpan w:val="5"/>
           </w:tcPr>
           <w:p>
@@ -1536,7 +1386,7 @@
         </w:tc>
         <w:tc>
           <w:tcPr>
-            <w:tcW w:w="1596" w:type="dxa"/>
+            <w:tcW w:w="1815" w:type="dxa"/>
           </w:tcPr>
           <w:p>
             <w:pPr>
@@ -1555,7 +1405,21 @@
         </w:trPr>
         <w:tc>
           <w:tcPr>
-            <w:tcW w:w="7451" w:type="dxa"/>
+            <w:tcW w:w="3665" w:type="dxa"/>
+          </w:tcPr>
+          <w:p>
+            <w:pPr>
+              <w:spacing w:after="0" w:line="0" w:lineRule="atLeast"/>
+              <w:rPr>
+                <w:sz w:val="28"/>
+                <w:szCs w:val="28"/>
+              </w:rPr>
+            </w:pPr>
+          </w:p>
+        </w:tc>
+        <w:tc>
+          <w:tcPr>
+            <w:tcW w:w="5697" w:type="dxa"/>
             <w:gridSpan w:val="4"/>
           </w:tcPr>
           <w:p>
@@ -1571,192 +1435,13 @@
                 <w:sz w:val="28"/>
                 <w:szCs w:val="28"/>
               </w:rPr>
-              <w:t>Дополнительные изменения к заказу</w:t>
-            </w:r>
-          </w:p>
-        </w:tc>
-        <w:tc>
-          <w:tcPr>
-            <w:tcW w:w="2130" w:type="dxa"/>
-          </w:tcPr>
-          <w:p>
-            <w:pPr>
-              <w:spacing w:after="0" w:line="0" w:lineRule="atLeast"/>
-              <w:jc w:val="center"/>
-              <w:rPr>
-                <w:sz w:val="28"/>
-                <w:szCs w:val="28"/>
-              </w:rPr>
-            </w:pPr>
-            <w:r>
-              <w:rPr>
-                <w:sz w:val="28"/>
-                <w:szCs w:val="28"/>
-              </w:rPr>
-              <w:t>ВСЕГО</w:t>
-            </w:r>
-          </w:p>
-        </w:tc>
-        <w:tc>
-          <w:tcPr>
-            <w:tcW w:w="1596" w:type="dxa"/>
-          </w:tcPr>
-          <w:p>
-            <w:pPr>
-              <w:spacing w:after="0" w:line="0" w:lineRule="atLeast"/>
-              <w:rPr>
-                <w:sz w:val="28"/>
-                <w:szCs w:val="28"/>
-              </w:rPr>
-            </w:pPr>
-          </w:p>
-        </w:tc>
-      </w:tr>
-      <w:tr>
-        <w:trPr>
-          <w:trHeight w:val="361"/>
-        </w:trPr>
-        <w:tc>
-          <w:tcPr>
-            <w:tcW w:w="9581" w:type="dxa"/>
-            <w:gridSpan w:val="5"/>
-          </w:tcPr>
-          <w:p>
-            <w:pPr>
-              <w:spacing w:after="0" w:line="0" w:lineRule="atLeast"/>
-              <w:rPr>
-                <w:sz w:val="28"/>
-                <w:szCs w:val="28"/>
-              </w:rPr>
-            </w:pPr>
-          </w:p>
-        </w:tc>
-        <w:tc>
-          <w:tcPr>
-            <w:tcW w:w="1596" w:type="dxa"/>
-          </w:tcPr>
-          <w:p>
-            <w:pPr>
-              <w:spacing w:after="0" w:line="0" w:lineRule="atLeast"/>
-              <w:rPr>
-                <w:sz w:val="28"/>
-                <w:szCs w:val="28"/>
-              </w:rPr>
-            </w:pPr>
-          </w:p>
-        </w:tc>
-      </w:tr>
-      <w:tr>
-        <w:trPr>
-          <w:trHeight w:val="361"/>
-        </w:trPr>
-        <w:tc>
-          <w:tcPr>
-            <w:tcW w:w="9581" w:type="dxa"/>
-            <w:gridSpan w:val="5"/>
-          </w:tcPr>
-          <w:p>
-            <w:pPr>
-              <w:spacing w:after="0" w:line="0" w:lineRule="atLeast"/>
-              <w:rPr>
-                <w:sz w:val="28"/>
-                <w:szCs w:val="28"/>
-              </w:rPr>
-            </w:pPr>
-          </w:p>
-        </w:tc>
-        <w:tc>
-          <w:tcPr>
-            <w:tcW w:w="1596" w:type="dxa"/>
-          </w:tcPr>
-          <w:p>
-            <w:pPr>
-              <w:spacing w:after="0" w:line="0" w:lineRule="atLeast"/>
-              <w:rPr>
-                <w:sz w:val="28"/>
-                <w:szCs w:val="28"/>
-              </w:rPr>
-            </w:pPr>
-          </w:p>
-        </w:tc>
-      </w:tr>
-      <w:tr>
-        <w:trPr>
-          <w:trHeight w:val="361"/>
-        </w:trPr>
-        <w:tc>
-          <w:tcPr>
-            <w:tcW w:w="9581" w:type="dxa"/>
-            <w:gridSpan w:val="5"/>
-          </w:tcPr>
-          <w:p>
-            <w:pPr>
-              <w:spacing w:after="0" w:line="0" w:lineRule="atLeast"/>
-              <w:rPr>
-                <w:sz w:val="28"/>
-                <w:szCs w:val="28"/>
-              </w:rPr>
-            </w:pPr>
-          </w:p>
-        </w:tc>
-        <w:tc>
-          <w:tcPr>
-            <w:tcW w:w="1596" w:type="dxa"/>
-          </w:tcPr>
-          <w:p>
-            <w:pPr>
-              <w:spacing w:after="0" w:line="0" w:lineRule="atLeast"/>
-              <w:rPr>
-                <w:sz w:val="28"/>
-                <w:szCs w:val="28"/>
-              </w:rPr>
-            </w:pPr>
-          </w:p>
-        </w:tc>
-      </w:tr>
-      <w:tr>
-        <w:trPr>
-          <w:trHeight w:val="361"/>
-        </w:trPr>
-        <w:tc>
-          <w:tcPr>
-            <w:tcW w:w="3725" w:type="dxa"/>
-          </w:tcPr>
-          <w:p>
-            <w:pPr>
-              <w:spacing w:after="0" w:line="0" w:lineRule="atLeast"/>
-              <w:rPr>
-                <w:sz w:val="28"/>
-                <w:szCs w:val="28"/>
-              </w:rPr>
-            </w:pPr>
-          </w:p>
-        </w:tc>
-        <w:tc>
-          <w:tcPr>
-            <w:tcW w:w="5856" w:type="dxa"/>
-            <w:gridSpan w:val="4"/>
-          </w:tcPr>
-          <w:p>
-            <w:pPr>
-              <w:spacing w:after="0" w:line="0" w:lineRule="atLeast"/>
-              <w:rPr>
-                <w:sz w:val="28"/>
-                <w:szCs w:val="28"/>
-              </w:rPr>
-            </w:pPr>
-            <w:r>
-              <w:rPr>
-                <w:sz w:val="28"/>
-                <w:szCs w:val="28"/>
-              </w:rPr>
               <w:t>С учетом изменений в заказе</w:t>
             </w:r>
           </w:p>
         </w:tc>
         <w:tc>
           <w:tcPr>
-            <w:tcW w:w="1596" w:type="dxa"/>
+            <w:tcW w:w="1815" w:type="dxa"/>
           </w:tcPr>
           <w:p>
             <w:pPr>
@@ -2308,6 +1993,36 @@
       </w:tblCellMar>
     </w:tblPr>
   </w:style>
+  <w:style w:type="paragraph" w:styleId="HTMLPreformatted">
+    <w:name w:val="HTML Preformatted"/>
+    <w:basedOn w:val="Normal"/>
+    <w:link w:val="HTMLPreformattedChar"/>
+    <w:uiPriority w:val="99"/>
+    <w:semiHidden/>
+    <w:unhideWhenUsed/>
+    <w:rsid w:val="00886715"/>
+    <w:pPr>
+      <w:spacing w:after="0" w:line="240" w:lineRule="auto"/>
+    </w:pPr>
+    <w:rPr>
+      <w:rFonts w:ascii="Consolas" w:hAnsi="Consolas"/>
+      <w:sz w:val="20"/>
+      <w:szCs w:val="20"/>
+    </w:rPr>
+  </w:style>
+  <w:style w:type="character" w:customStyle="1" w:styleId="HTMLPreformattedChar">
+    <w:name w:val="HTML Preformatted Char"/>
+    <w:basedOn w:val="DefaultParagraphFont"/>
+    <w:link w:val="HTMLPreformatted"/>
+    <w:uiPriority w:val="99"/>
+    <w:semiHidden/>
+    <w:rsid w:val="00886715"/>
+    <w:rPr>
+      <w:rFonts w:ascii="Consolas" w:hAnsi="Consolas"/>
+      <w:sz w:val="20"/>
+      <w:szCs w:val="20"/>
+    </w:rPr>
+  </w:style>
 </w:styles>
 </file>
 
